--- a/docs/legal/docx/09-restaurant-offer.docx
+++ b/docs/legal/docx/09-restaurant-offer.docx
@@ -30,7 +30,7 @@
         <w:t>Редакция:</w:t>
       </w:r>
       <w:r>
-        <w:t xml:space="preserve"> 1.0 от 31 июля 2026 года</w:t>
+        <w:t xml:space="preserve"> 2.0 от 6 августа 2026 года</w:t>
       </w:r>
     </w:p>
     <w:p>
@@ -41,7 +41,7 @@
         <w:t>Статус:</w:t>
       </w:r>
       <w:r>
-        <w:t xml:space="preserve"> Публичная оферта; требует заполнения реквизитов</w:t>
+        <w:t xml:space="preserve"> Публичная оферта</w:t>
       </w:r>
     </w:p>
     <w:p>
@@ -52,29 +52,29 @@
         <w:t>Оператор:</w:t>
       </w:r>
       <w:r>
-        <w:t xml:space="preserve"> Абдулкадыров Дук-Ваха Магомедович, адрес: ул. Т. Л. Алиева, 69 [УКАЗАТЬ ИНДЕКС, НАСЕЛЁННЫЙ ПУНКТ, РЕГИОН], email: studiacatalog@outlook.com</w:t>
+        <w:t xml:space="preserve"> Абдулкадыров Дук-Ваха Магомедович, плательщик НПД, ИНН 200600136496, дата постановки на учёт 05.08.2026</w:t>
       </w:r>
     </w:p>
     <w:p>
-      <w:pPr>
-        <w:spacing w:before="120" w:after="160"/>
-        <w:ind w:left="255" w:right="113"/>
-      </w:pPr>
       <w:r>
         <w:rPr>
-          <w:color w:val="8B5500"/>
+          <w:b/>
         </w:rPr>
-        <w:t xml:space="preserve">Рабочий проект. До публикации необходимо удалить все метки </w:t>
+        <w:t>Адрес:</w:t>
       </w:r>
       <w:r>
+        <w:t xml:space="preserve"> Чеченская Республика, Курчалоевский район, село Цоци-Юрт, улица Т. Л. Алиева, дом 69</w:t>
+      </w:r>
+    </w:p>
+    <w:p>
+      <w:r>
         <w:rPr>
-          <w:rFonts w:ascii="Courier New" w:hAnsi="Courier New"/>
-          <w:sz w:val="18"/>
+          <w:b/>
         </w:rPr>
-        <w:t>[ЗАПОЛНИТЬ]</w:t>
+        <w:t>Контакты:</w:t>
       </w:r>
       <w:r>
-        <w:t>, подтвердить российскую инфраструктуру и получить проверку российского юриста.</w:t>
+        <w:t xml:space="preserve"> support@wayyaam.ru; вопросы персональных данных: privacy@wayyaam.ru; +7 928 886-54-70</w:t>
       </w:r>
     </w:p>
     <w:p>
@@ -82,22 +82,22 @@
         <w:pStyle w:val="Heading1"/>
       </w:pPr>
       <w:r>
-        <w:t>1. Стороны и акцепт</w:t>
+        <w:t>1. Термины и стороны</w:t>
       </w:r>
     </w:p>
     <w:p>
       <w:r>
-        <w:t xml:space="preserve">Оператор WayYaam предлагает ресторану, кафе, кофейне или иному разрешённому бизнесу использовать платформу. Акцепт выполняет уполномоченный представитель отдельным checkbox и действием «Принять оферту», после чего сохраняются версия и доказательства. Тарифы/комиссии: </w:t>
+        <w:t>1.1. Оператор предлагает ресторану, кафе, кофейне или иному разрешённому предприятию общественного питания (далее - «Партнёр») использовать информационно-техническую платформу WayYaam.</w:t>
       </w:r>
+    </w:p>
+    <w:p>
       <w:r>
-        <w:rPr>
-          <w:rFonts w:ascii="Courier New" w:hAnsi="Courier New"/>
-          <w:sz w:val="18"/>
-        </w:rPr>
-        <w:t>[ЗАПОЛНИТЬ ИЛИ СОСЛАТЬСЯ НА ПРИЛОЖЕНИЕ]</w:t>
+        <w:t>1.2. Партнёром может быть юридическое лицо, индивидуальный предприниматель либо физическое лицо, применяющее НПД, если его деятельность и продукция соответствуют закону. Обычное физическое лицо без допустимого статуса к коммерческой работе не подключается.</w:t>
       </w:r>
+    </w:p>
+    <w:p>
       <w:r>
-        <w:t>.</w:t>
+        <w:t>1.3. WayYaam не приобретает блюда и не продаёт их от своего имени. Договор на блюда заключается между Партнёром и клиентом. Оператор оказывает услуги доступа к платформе, обработки и передачи заказов, учёта статусов и организации заявок на доставку.</w:t>
       </w:r>
     </w:p>
     <w:p>
@@ -105,12 +105,32 @@
         <w:pStyle w:val="Heading1"/>
       </w:pPr>
       <w:r>
-        <w:t>2. Услуги</w:t>
+        <w:t>2. Акцепт и сведения Партнёра</w:t>
       </w:r>
     </w:p>
     <w:p>
       <w:r>
-        <w:t>WayYaam предоставляет кабинет, каталог/меню, приём и статусы заказов, передачу заявок на доставку, технические уведомления и расчётную информацию. Ресторан самостоятельно продаёт/изготавливает товар, определяет цену/состав/налоги, соблюдает санитарные и потребительские требования, подтверждает заказ и решает требования по качеству.</w:t>
+        <w:t>2.1. До активации Партнёр предоставляет наименование или ФИО, правовой статус, ИНН, ОГРН/ОГРНИП при наличии, адрес заведения, телефон, банковские реквизиты и ФИО представителя. Копия паспорта по общему правилу не собирается.</w:t>
+      </w:r>
+    </w:p>
+    <w:p>
+      <w:r>
+        <w:t>2.2. Оферта принимается нажатием «Принять оферту». Оператор фиксирует аккаунт, редакцию и хеш документа, дату и время, IP/user-agent и техническое подтверждение полномочий. Акцепт означает заключение договора в электронной форме.</w:t>
+      </w:r>
+    </w:p>
+    <w:p>
+      <w:r>
+        <w:t xml:space="preserve">2.3. Партнёр гарантирует достоверность сведений и полномочия представителя. Изменения сообщаются через кабинет или </w:t>
+      </w:r>
+      <w:r>
+        <w:rPr>
+          <w:rFonts w:ascii="Courier New" w:hAnsi="Courier New"/>
+          <w:sz w:val="18"/>
+        </w:rPr>
+        <w:t>support@wayyaam.ru</w:t>
+      </w:r>
+      <w:r>
+        <w:t xml:space="preserve"> без неоправданной задержки.</w:t>
       </w:r>
     </w:p>
     <w:p>
@@ -118,12 +138,22 @@
         <w:pStyle w:val="Heading1"/>
       </w:pPr>
       <w:r>
-        <w:t>3. Контент и права</w:t>
+        <w:t>3. Возможности и подписка</w:t>
       </w:r>
     </w:p>
     <w:p>
       <w:r>
-        <w:t>Ресторан гарантирует права на название, товарные знаки, меню, описания и каждую фотографию, включая согласия изображённых лиц. Он предоставляет неисключительное право технически хранить, преобразовывать и показывать контент на срок договора. По уведомлению о нарушении контент может быть скрыт; ресторан предоставляет доказательства прав.</w:t>
+        <w:t>3.1. Основной функционал включает кабинет, публикацию меню, получение заказов, изменение статусов, уведомления, подключение доставки и расчёт комиссий.</w:t>
+      </w:r>
+    </w:p>
+    <w:p>
+      <w:r>
+        <w:t>3.2. Добровольная подписка стоимостью 2 000 рублей в месяц предоставляет внутренний модуль учёта продаж без функции фискального чека, складской учёт и аналитику. Модуль не заменяет онлайн-кассу, бухгалтерский или налоговый учёт Партнёра.</w:t>
+      </w:r>
+    </w:p>
+    <w:p>
+      <w:r>
+        <w:t>3.3. Подписка включается отдельным действием, действует один расчётный месяц и автоматически продлевается. Отказ подаётся не позднее чем за 7 календарных дней до продления. После отказа функции доступны до конца оплаченного периода; плата за начавшийся период не возвращается, кроме обязательных случаев по закону.</w:t>
       </w:r>
     </w:p>
     <w:p>
@@ -131,17 +161,27 @@
         <w:pStyle w:val="Heading1"/>
       </w:pPr>
       <w:r>
-        <w:t>4. Персональные данные</w:t>
+        <w:t>4. Меню и ответственность за блюда</w:t>
       </w:r>
     </w:p>
     <w:p>
       <w:r>
-        <w:t>Ресторан получает только заказы своего заведения и использует имя, телефон, адрес, координаты и комментарий исключительно для исполнения, поддержки и обязательного учёта. Запрещены экспорт клиентской базы, реклама без отдельного согласия, передача посторонним и хранение на незащищённых устройствах. Инцидент сообщается WayYaam немедленно, но не позднее 4 часов после обнаружения. Субподрядчик допускается только по письменному согласованию и с равными обязанностями.</w:t>
+        <w:t>4.1. Партнёр самостоятельно устанавливает цены, минимальную сумму заказа, режим работы, время приготовления и наличие и поддерживает сведения актуальными.</w:t>
       </w:r>
     </w:p>
     <w:p>
       <w:r>
-        <w:t>Стороны до запуска фиксируют в приложении, где каждая является самостоятельным оператором, а где обработчиком по поручению: цели, перечень, действия, конфиденциальность, меры, локализация, запросы субъектов, инциденты и удаление.</w:t>
+        <w:t>4.2. Меню содержит наименование, состав и основные свойства, вес/объём, цену и иную обязательную информацию. Партнёр отвечает за сведения о противопоказаниях и компонентах, способных вызвать нежелательную реакцию, когда они обязательны или необходимы для безопасности.</w:t>
+      </w:r>
+    </w:p>
+    <w:p>
+      <w:r>
+        <w:t>4.3. Партнёр отвечает за качество, безопасность, свежесть, комплектность, упаковку, санитарные требования, маркировку, кассовые документы, налоги, возвраты и претензии клиента по блюдам.</w:t>
+      </w:r>
+    </w:p>
+    <w:p>
+      <w:r>
+        <w:t>4.4. Через WayYaam запрещена продажа алкоголя, табака, лекарств и иных ограниченных или запрещённых товаров до введения отдельной законной модели. Будущее подключение магазинов и аптек требует новой редакции документов и технических правил.</w:t>
       </w:r>
     </w:p>
     <w:p>
@@ -149,12 +189,27 @@
         <w:pStyle w:val="Heading1"/>
       </w:pPr>
       <w:r>
-        <w:t>5. Заказы, расчёты и ответственность</w:t>
+        <w:t>5. Заказы</w:t>
       </w:r>
     </w:p>
     <w:p>
       <w:r>
-        <w:t>Ресторан поддерживает актуальные цены, наличие, график, адрес и реквизиты. Оплата сейчас принимается рестораном наличными или прямым переводом; WayYaam не является платёжным агентом без отдельного условия. Ресторан отвечает за кассовые документы и возвраты. Ограничение ответственности не применяется к умышленным нарушениям, конфиденциальности, правам потребителей и иным обязательным случаям.</w:t>
+        <w:t>5.1. Партнёр должен принять новый заказ в течение 10 минут. Если заказ не принят, он получает статус «Не принят», клиент уведомляется, а обязанность приготовить и оплатить заказ не возникает.</w:t>
+      </w:r>
+    </w:p>
+    <w:p>
+      <w:r>
+        <w:t>5.2. После нажатия «Принять заказ» Партнёр обязан исполнить его. Отмена допускается при отсутствии позиции, аварии, угрозе безопасности, невозможности соблюсти срок или иной явной причине; причина указывается в системе.</w:t>
+      </w:r>
+    </w:p>
+    <w:p>
+      <w:r>
+        <w:t>5.3. Повторные необоснованные отмены влекут предупреждение и временную блокировку на 1 календарный день. При повторении срок может быть увеличен соразмерно риску после проверки обстоятельств.</w:t>
+      </w:r>
+    </w:p>
+    <w:p>
+      <w:r>
+        <w:t>5.4. Клиент может отменить заказ до принятия. После принятия поддержка рассматривает явную причину; Партнёр вправе требовать оплату приготовленного заказа или подтверждённых расходов только в допускаемом законом объёме.</w:t>
       </w:r>
     </w:p>
     <w:p>
@@ -162,22 +217,43 @@
         <w:pStyle w:val="Heading1"/>
       </w:pPr>
       <w:r>
-        <w:t>6. Срок и удаление</w:t>
+        <w:t>6. Доставка и курьеры</w:t>
       </w:r>
     </w:p>
     <w:p>
       <w:r>
-        <w:t xml:space="preserve">Договор действует с акцепта до прекращения по уведомлению </w:t>
+        <w:t>6.1. Все заявки на доставку оформляются через WayYaam. До подтверждения клиент видит стоимость блюд и доставки раздельно. При бесплатной доставке Партнёра стоимость доставки указывается как 0 рублей.</w:t>
       </w:r>
+    </w:p>
+    <w:p>
       <w:r>
-        <w:rPr>
-          <w:rFonts w:ascii="Courier New" w:hAnsi="Courier New"/>
-          <w:sz w:val="18"/>
-        </w:rPr>
-        <w:t>[ЗАПОЛНИТЬ СРОК]</w:t>
+        <w:t>6.2. При добавлении курьера Партнёр выбирает модель:</w:t>
       </w:r>
+    </w:p>
+    <w:p>
+      <w:pPr>
+        <w:pStyle w:val="ListBullet"/>
+      </w:pPr>
       <w:r>
-        <w:t>. После удаления ресторана оператор удаляет кабинет, меню, фото и статистику, кроме данных, которые требуется сохранить по закону или для спора; они блокируются и отделяются. Перед удалением формируется акт и учитываются backups. Ресторан удаляет клиентские копии, если нет собственного законного основания.</w:t>
+        <w:t>штатный/оплачиваемый Партнёром курьер - комиссию WayYaam за доставку платит Партнёр;</w:t>
+      </w:r>
+    </w:p>
+    <w:p>
+      <w:pPr>
+        <w:pStyle w:val="ListBullet"/>
+      </w:pPr>
+      <w:r>
+        <w:t>самостоятельный водитель, работающий на себя, - комиссию WayYaam за доставку платит водитель.</w:t>
+      </w:r>
+    </w:p>
+    <w:p>
+      <w:r>
+        <w:t>6.3. Внутренние расчёты Партнёра со штатным курьером регулируются их отношениями. Оферта не заменяет трудовой договор и не освобождает Партнёра от обязанностей работодателя.</w:t>
+      </w:r>
+    </w:p>
+    <w:p>
+      <w:r>
+        <w:t>6.4. При модели самостоятельного водителя и наличной оплате водитель перед получением заказа оплачивает Партнёру стоимость блюд, затем получает от клиента стоимость блюд и доставки. Расчёт фиксируется в системе или иным доказуемым способом.</w:t>
       </w:r>
     </w:p>
     <w:p>
@@ -185,29 +261,212 @@
         <w:pStyle w:val="Heading1"/>
       </w:pPr>
       <w:r>
-        <w:t>7. Реквизиты и споры</w:t>
+        <w:t>7. Вознаграждение WayYaam</w:t>
       </w:r>
     </w:p>
     <w:p>
       <w:r>
-        <w:t xml:space="preserve">Применяется право РФ. Претензии: </w:t>
+        <w:t>7.1. За каждый принятый заказ Партнёр уплачивает фиксированную комиссию 30 рублей независимо от суммы заказа.</w:t>
+      </w:r>
+    </w:p>
+    <w:p>
+      <w:r>
+        <w:t>7.2. За каждую завершённую доставку штатным/оплачиваемым Партнёром курьером Партнёр дополнительно уплачивает 30 рублей. За доставку самостоятельного водителя комиссия начисляется водителю.</w:t>
+      </w:r>
+    </w:p>
+    <w:p>
+      <w:r>
+        <w:t>7.3. Начисления формируются еженедельно. Оплата производится наличными каждый понедельник за предыдущий период либо ранее при достижении лимита задолженности. Оператор формирует и передаёт чек НПД.</w:t>
+      </w:r>
+    </w:p>
+    <w:p>
+      <w:r>
+        <w:t>7.4. При задолженности 4 000 рублей в кабинете показывается предупреждение. При достижении 5 000 рублей запускается срок 24 часа для погашения. По истечении срока без оплаты доступ к новым заказам блокируется до погашения. Проценты и пени не начисляются.</w:t>
+      </w:r>
+    </w:p>
+    <w:p>
+      <w:r>
+        <w:t>7.5. Расхождение расчёта заявляется в течение 3 календарных дней; явная ошибка исправляется независимо от пропуска этого срока.</w:t>
+      </w:r>
+    </w:p>
+    <w:p>
+      <w:r>
+        <w:t>7.6. Тарифы могут быть изменены с уведомлением не менее чем за 7 календарных дней и применяются только к новым операциям после вступления изменений в силу. Если требуется новый акцепт, новые заказы блокируются до подтверждения.</w:t>
+      </w:r>
+    </w:p>
+    <w:p>
+      <w:pPr>
+        <w:pStyle w:val="Heading1"/>
+      </w:pPr>
+      <w:r>
+        <w:t>8. Расчёты с клиентом</w:t>
+      </w:r>
+    </w:p>
+    <w:p>
+      <w:r>
+        <w:t>8.1. Партнёр разрешает WayYaam показывать клиенту обязательные сведения о продавце: наименование/ФИО, статус, адрес, режим работы и регистрационные сведения.</w:t>
+      </w:r>
+    </w:p>
+    <w:p>
+      <w:r>
+        <w:t>8.2. Клиент платит наличными при получении, прямым переводом Партнёру либо через водителя по отображённой модели. Партнёр выдаёт обязательный кассовый чек за блюда.</w:t>
+      </w:r>
+    </w:p>
+    <w:p>
+      <w:r>
+        <w:t>8.3. Партнёр самостоятельно рассматривает претензии по качеству, безопасности, составу и возврату. WayYaam регистрирует и передаёт обращение, не принимая обязанности изготовителя или продавца.</w:t>
+      </w:r>
+    </w:p>
+    <w:p>
+      <w:pPr>
+        <w:pStyle w:val="Heading1"/>
+      </w:pPr>
+      <w:r>
+        <w:t>9. Контент и права</w:t>
+      </w:r>
+    </w:p>
+    <w:p>
+      <w:r>
+        <w:t>9.1. Партнёр подтверждает права на название, логотип, меню, тексты и фотографии и необходимые согласия изображённых лиц.</w:t>
+      </w:r>
+    </w:p>
+    <w:p>
+      <w:r>
+        <w:t>9.2. На срок договора Партнёр предоставляет Оператору простое безвозмездное право хранить, технически преобразовывать, размещать и использовать контент для работы и рекламы WayYaam и соответствующего заведения.</w:t>
+      </w:r>
+    </w:p>
+    <w:p>
+      <w:r>
+        <w:t>9.3. При обоснованной претензии контент может быть скрыт. Партнёр самостоятельно урегулирует требования правообладателя и возмещает документально подтверждённые убытки Оператора, вызванные нарушением гарантий.</w:t>
+      </w:r>
+    </w:p>
+    <w:p>
+      <w:pPr>
+        <w:pStyle w:val="Heading1"/>
+      </w:pPr>
+      <w:r>
+        <w:t>10. Персональные данные и реклама</w:t>
+      </w:r>
+    </w:p>
+    <w:p>
+      <w:r>
+        <w:t>10.1. Для заказа Партнёр получает имя, телефон, адрес, координаты, комментарий и состав заказа в необходимом объёме. Данные используются для принятия, приготовления, выдачи, доставки, поддержки и претензий.</w:t>
+      </w:r>
+    </w:p>
+    <w:p>
+      <w:r>
+        <w:t>10.2. Телефон клиента используется для акций только при наличии отдельного доказуемого согласия на рекламу именно от соответствующего Партнёра. При отзыве рассылка прекращается немедленно.</w:t>
+      </w:r>
+    </w:p>
+    <w:p>
+      <w:r>
+        <w:t>10.3. Без законного основания запрещены копирование клиентской базы, передача посторонним, публикация и хранение на незащищённом устройстве. Доступ предоставляется только лицам, которым он нужен для заказа.</w:t>
+      </w:r>
+    </w:p>
+    <w:p>
+      <w:r>
+        <w:t xml:space="preserve">10.4. Об утрате устройства, ошибочной отправке, чужом доступе или иной утечке Партнёр сообщает на </w:t>
       </w:r>
       <w:r>
         <w:rPr>
           <w:rFonts w:ascii="Courier New" w:hAnsi="Courier New"/>
           <w:sz w:val="18"/>
         </w:rPr>
-        <w:t>studiacatalog@outlook.com</w:t>
+        <w:t>privacy@wayyaam.ru</w:t>
       </w:r>
       <w:r>
-        <w:t xml:space="preserve">. Полные реквизиты оператора, платёжные реквизиты, подсудность и порядок электронного документооборота: </w:t>
+        <w:t xml:space="preserve"> немедленно, но не позднее 4 часов, сохраняет доказательства и ограничивает последствия.</w:t>
+      </w:r>
+    </w:p>
+    <w:p>
+      <w:r>
+        <w:t>10.5. После исполнения и истечения законного срока Партнёр удаляет лишние копии. Самостоятельное использование в иной цели делает Партнёра ответственным за законность обработки.</w:t>
+      </w:r>
+    </w:p>
+    <w:p>
+      <w:pPr>
+        <w:pStyle w:val="Heading1"/>
+      </w:pPr>
+      <w:r>
+        <w:t>11. Нарушения и блокировка</w:t>
+      </w:r>
+    </w:p>
+    <w:p>
+      <w:r>
+        <w:t>11.1. За недостоверные сведения, нарушение правил, подтверждённые жалобы, незаконную рекламу или угрозу безопасности Оператор вправе вынести предупреждение, ограничить функцию либо заблокировать кабинет.</w:t>
+      </w:r>
+    </w:p>
+    <w:p>
+      <w:r>
+        <w:t>11.2. Немедленная блокировка допустима при угрозе жизни и здоровью, присвоении денег, подмене личности, незаконном товаре, утечке данных или явном мошенничестве. В остальных случаях Партнёру предоставляется возможность объяснить и исправить нарушение.</w:t>
+      </w:r>
+    </w:p>
+    <w:p>
+      <w:r>
+        <w:t>11.3. Денежные штрафы офертой не устанавливаются. Виновная сторона возмещает документально подтверждённые убытки в предусмотренных законом случаях.</w:t>
+      </w:r>
+    </w:p>
+    <w:p>
+      <w:pPr>
+        <w:pStyle w:val="Heading1"/>
+      </w:pPr>
+      <w:r>
+        <w:t>12. Срок и прекращение</w:t>
+      </w:r>
+    </w:p>
+    <w:p>
+      <w:r>
+        <w:t>12.1. Договор действует с акцепта бессрочно. Партнёр вправе прекратить его, уведомив Оператора минимум за 7 календарных дней.</w:t>
+      </w:r>
+    </w:p>
+    <w:p>
+      <w:r>
+        <w:t>12.2. До прекращения выполняются принятые заказы и погашается задолженность. Остаток оплачивается в течение 14 календарных дней, если более короткий 24-часовой срок уже не возник по пункту 7.4.</w:t>
+      </w:r>
+    </w:p>
+    <w:p>
+      <w:r>
+        <w:t>12.3. После прекращения удаляются кабинет, меню, фотографии и рабочая статистика, кроме минимальных сведений для налогового учёта, претензий, согласий и исполнения закона. Доступ к сохранённым сведениям ограничивается.</w:t>
+      </w:r>
+    </w:p>
+    <w:p>
+      <w:pPr>
+        <w:pStyle w:val="Heading1"/>
+      </w:pPr>
+      <w:r>
+        <w:t>13. Споры и заключительные положения</w:t>
+      </w:r>
+    </w:p>
+    <w:p>
+      <w:r>
+        <w:t xml:space="preserve">13.1. Претензия направляется на </w:t>
       </w:r>
       <w:r>
         <w:rPr>
           <w:rFonts w:ascii="Courier New" w:hAnsi="Courier New"/>
           <w:sz w:val="18"/>
         </w:rPr>
-        <w:t>[ЗАПОЛНИТЬ ДО АКЦЕПТА]</w:t>
+        <w:t>support@wayyaam.ru</w:t>
+      </w:r>
+      <w:r>
+        <w:t xml:space="preserve"> и рассматривается в течение 14 календарных дней, если законом не установлен иной срок.</w:t>
+      </w:r>
+    </w:p>
+    <w:p>
+      <w:r>
+        <w:t>13.2. По взаимному согласию стороны могут обратиться за добровольным примирением в Муфтият. Это не третейское разбирательство и не ограничивает право обратиться в государственный суд.</w:t>
+      </w:r>
+    </w:p>
+    <w:p>
+      <w:r>
+        <w:t xml:space="preserve">13.3. Применяется законодательство Российской Федерации. Если соглашение о подсудности допустимо, спор рассматривается компетентным судом по месту жительства Оператора в Чеченской Республике. Недействительность отдельного условия не прекращает остальные положения; актуальная редакция размещается на </w:t>
+      </w:r>
+      <w:r>
+        <w:rPr>
+          <w:rFonts w:ascii="Courier New" w:hAnsi="Courier New"/>
+          <w:sz w:val="18"/>
+        </w:rPr>
+        <w:t>wayyaam.ru</w:t>
       </w:r>
       <w:r>
         <w:t>.</w:t>
@@ -235,7 +494,7 @@
       <w:rPr>
         <w:sz w:val="16"/>
       </w:rPr>
-      <w:t>WayYaam · 1.0 · studiacatalog@outlook.com</w:t>
+      <w:t>WayYaam · 2.0 · privacy@wayyaam.ru</w:t>
     </w:r>
   </w:p>
 </w:ftr>

--- a/docs/legal/docx/09-restaurant-offer.docx
+++ b/docs/legal/docx/09-restaurant-offer.docx
@@ -8,7 +8,7 @@
         <w:jc w:val="left"/>
       </w:pPr>
       <w:r>
-        <w:t>Договор-оферта для ресторанов</w:t>
+        <w:t>Универсальный договор-оферта для бизнес-партнёров</w:t>
       </w:r>
     </w:p>
     <w:p>
@@ -30,7 +30,7 @@
         <w:t>Редакция:</w:t>
       </w:r>
       <w:r>
-        <w:t xml:space="preserve"> 2.0 от 6 августа 2026 года</w:t>
+        <w:t xml:space="preserve"> 3.0 от 18 августа 2026 года</w:t>
       </w:r>
     </w:p>
     <w:p>
@@ -41,7 +41,7 @@
         <w:t>Статус:</w:t>
       </w:r>
       <w:r>
-        <w:t xml:space="preserve"> Публичная оферта</w:t>
+        <w:t xml:space="preserve"> Публичная оферта для бизнеса</w:t>
       </w:r>
     </w:p>
     <w:p>
@@ -87,7 +87,7 @@
     </w:p>
     <w:p>
       <w:r>
-        <w:t>1.1. Оператор предлагает ресторану, кафе, кофейне или иному разрешённому предприятию общественного питания (далее - «Партнёр») использовать информационно-техническую платформу WayYaam.</w:t>
+        <w:t>1.1. Оператор предлагает ресторану, кафе, кофейне, продуктовому или иному розничному магазину, производителю, исполнителю услуг либо иному законно действующему бизнесу (далее - «Партнёр») использовать информационно-техническую платформу WayYaam.</w:t>
       </w:r>
     </w:p>
     <w:p>
@@ -97,7 +97,12 @@
     </w:p>
     <w:p>
       <w:r>
-        <w:t>1.3. WayYaam не приобретает блюда и не продаёт их от своего имени. Договор на блюда заключается между Партнёром и клиентом. Оператор оказывает услуги доступа к платформе, обработки и передачи заказов, учёта статусов и организации заявок на доставку.</w:t>
+        <w:t>1.3. WayYaam не приобретает товары, работы или услуги Партнёра и не реализует их от своего имени, если это прямо не установлено отдельными Индивидуальными условиями. Договор на товар, работу или услугу заключается между Партнёром и клиентом. Оператор оказывает информационно-технические услуги доступа к платформе, размещения предложений, обработки и передачи заказов, учёта статусов и организации заявок на доставку.</w:t>
+      </w:r>
+    </w:p>
+    <w:p>
+      <w:r>
+        <w:t>1.4. Особенности конкретной категории бизнеса, территории, набора модулей, комиссии, абонентской платы, расчётов и лимитов определяются Индивидуальными условиями по разделу 3. При противоречии Индивидуальные условия имеют приоритет над общими коммерческими условиями этой оферты, но не отменяют обязательные требования закона, правила безопасности и защиты персональных данных.</w:t>
       </w:r>
     </w:p>
     <w:p>
@@ -110,7 +115,7 @@
     </w:p>
     <w:p>
       <w:r>
-        <w:t>2.1. До активации Партнёр предоставляет наименование или ФИО, правовой статус, ИНН, ОГРН/ОГРНИП при наличии, адрес заведения, телефон, банковские реквизиты и ФИО представителя. Копия паспорта по общему правилу не собирается.</w:t>
+        <w:t>2.1. До активации Партнёр предоставляет наименование или ФИО, правовой статус, ИНН, ОГРН/ОГРНИП при наличии, адрес места ведения бизнеса или торговой точки, телефон, банковские реквизиты и ФИО представителя. Копия паспорта по общему правилу не собирается.</w:t>
       </w:r>
     </w:p>
     <w:p>
@@ -138,22 +143,32 @@
         <w:pStyle w:val="Heading1"/>
       </w:pPr>
       <w:r>
-        <w:t>3. Возможности и подписка</w:t>
+        <w:t>3. Индивидуальные условия, цена и подтверждение договорённостей</w:t>
       </w:r>
     </w:p>
     <w:p>
       <w:r>
-        <w:t>3.1. Основной функционал включает кабинет, публикацию меню, получение заказов, изменение статусов, уведомления, подключение доставки и расчёт комиссий.</w:t>
+        <w:t>3.1. Основной функционал может включать кабинет, публикацию каталога или меню, получение заказов и заявок, изменение статусов, уведомления, подключение доставки, аналитику и расчёт вознаграждения Оператора. Доступный состав функций указывается в кабинете и Индивидуальных условиях.</w:t>
       </w:r>
     </w:p>
     <w:p>
       <w:r>
-        <w:t>3.2. Добровольная подписка стоимостью 2 000 рублей в месяц предоставляет внутренний модуль учёта продаж без функции фискального чека, складской учёт и аналитику. Модуль не заменяет онлайн-кассу, бухгалтерский или налоговый учёт Партнёра.</w:t>
+        <w:t>3.2. Цена услуг может состоять из комиссии за заказ или доставку, абонентской платы, платы за подключённый модуль либо их сочетания. Конкретные суммы, проценты, минимальная плата, бесплатный период, лимит задолженности, период расчёта и способ оплаты указываются в Индивидуальных условиях. Если отдельные условия не согласованы, платные функции не активируются и комиссия по умолчанию не начисляется.</w:t>
       </w:r>
     </w:p>
     <w:p>
       <w:r>
-        <w:t>3.3. Подписка включается отдельным действием, действует один расчётный месяц и автоматически продлевается. Отказ подаётся не позднее чем за 7 календарных дней до продления. После отказа функции доступны до конца оплаченного периода; плата за начавшийся период не возвращается, кроме обязательных случаев по закону.</w:t>
+        <w:t>3.3. Устное обсуждение цены, скидки или особого режима является переговорами и само по себе не изменяет договор. Договорённость становится обязательной после её фиксации в Индивидуальных условиях и подтверждения обеими сторонами одним из способов: отдельное действие в кабинете; подписанный документ; обмен электронными письмами с согласованных адресов; либо иной способ, позволяющий достоверно определить отправителя и содержание согласованных условий.</w:t>
+      </w:r>
+    </w:p>
+    <w:p>
+      <w:r>
+        <w:t>3.4. Индивидуальные условия должны содержать как минимум: идентификатор Партнёра; категорию и торговые точки; подключённые услуги; цену или однозначный порядок её расчёта; расчётный период; дату начала; срок действия; порядок изменения и прекращения. Оператор хранит редакцию, время и доказательство подтверждения. Молчание Партнёра не считается согласием на новые платные условия.</w:t>
+      </w:r>
+    </w:p>
+    <w:p>
+      <w:r>
+        <w:t>3.5. Добровольные платные модули включаются отдельным действием и не заменяют онлайн-кассу, бухгалтерский или налоговый учёт Партнёра. Автопродление допускается только когда оно прямо указано в подтверждённых Индивидуальных условиях вместе со сроком и порядком отказа.</w:t>
       </w:r>
     </w:p>
     <w:p>
@@ -161,27 +176,27 @@
         <w:pStyle w:val="Heading1"/>
       </w:pPr>
       <w:r>
-        <w:t>4. Меню и ответственность за блюда</w:t>
+        <w:t>4. Каталог и ответственность за товары, работы и услуги</w:t>
       </w:r>
     </w:p>
     <w:p>
       <w:r>
-        <w:t>4.1. Партнёр самостоятельно устанавливает цены, минимальную сумму заказа, режим работы, время приготовления и наличие и поддерживает сведения актуальными.</w:t>
+        <w:t>4.1. Партнёр самостоятельно устанавливает клиентские цены, минимальную сумму заказа, режим работы, срок приготовления, сборки или исполнения и наличие и поддерживает сведения актуальными.</w:t>
       </w:r>
     </w:p>
     <w:p>
       <w:r>
-        <w:t>4.2. Меню содержит наименование, состав и основные свойства, вес/объём, цену и иную обязательную информацию. Партнёр отвечает за сведения о противопоказаниях и компонентах, способных вызвать нежелательную реакцию, когда они обязательны или необходимы для безопасности.</w:t>
+        <w:t>4.2. Каталог или меню содержит наименование, основные свойства, количество, вес/объём при применимости, цену и иную обязательную для соответствующей категории информацию. Для пищевой продукции Партнёр указывает состав и сведения, необходимые для безопасности потребителя.</w:t>
       </w:r>
     </w:p>
     <w:p>
       <w:r>
-        <w:t>4.3. Партнёр отвечает за качество, безопасность, свежесть, комплектность, упаковку, санитарные требования, маркировку, кассовые документы, налоги, возвраты и претензии клиента по блюдам.</w:t>
+        <w:t>4.3. Партнёр отвечает за качество, безопасность, срок годности, комплектность, упаковку, санитарные и отраслевые требования, маркировку, кассовые документы, налоги, возвраты и претензии клиента по своим товарам, работам или услугам.</w:t>
       </w:r>
     </w:p>
     <w:p>
       <w:r>
-        <w:t>4.4. Через WayYaam запрещена продажа алкоголя, табака, лекарств и иных ограниченных или запрещённых товаров до введения отдельной законной модели. Будущее подключение магазинов и аптек требует новой редакции документов и технических правил.</w:t>
+        <w:t>4.4. Через WayYaam запрещена продажа алкоголя, табака, никотинсодержащей продукции, рецептурных лекарств, оружия, наркотических и иных запрещённых либо ограниченных товаров до введения для соответствующей категории отдельной законной модели, технических ограничений и проверки Партнёра. Само упоминание категории в этой оферте не означает, что она уже доступна на платформе.</w:t>
       </w:r>
     </w:p>
     <w:p>
@@ -194,7 +209,7 @@
     </w:p>
     <w:p>
       <w:r>
-        <w:t>5.1. Партнёр должен принять новый заказ в течение 10 минут. Если заказ не принят, он получает статус «Не принят», клиент уведомляется, а обязанность приготовить и оплатить заказ не возникает.</w:t>
+        <w:t>5.1. Партнёр принимает новый заказ в срок, показанный в интерфейсе и при необходимости установленный Индивидуальными условиями. Если заказ не принят в этот срок, он получает статус «Не принят», клиент уведомляется, а обязанность собрать, приготовить или исполнить заказ не возникает.</w:t>
       </w:r>
     </w:p>
     <w:p>
@@ -209,7 +224,7 @@
     </w:p>
     <w:p>
       <w:r>
-        <w:t>5.4. Клиент может отменить заказ до принятия. После принятия поддержка рассматривает явную причину; Партнёр вправе требовать оплату приготовленного заказа или подтверждённых расходов только в допускаемом законом объёме.</w:t>
+        <w:t>5.4. Клиент может отменить заказ до принятия. После принятия поддержка рассматривает явную причину; Партнёр вправе требовать оплату фактически исполненной части заказа или подтверждённых расходов только в допускаемом законом объёме.</w:t>
       </w:r>
     </w:p>
     <w:p>
@@ -222,7 +237,7 @@
     </w:p>
     <w:p>
       <w:r>
-        <w:t>6.1. Все заявки на доставку оформляются через WayYaam. До подтверждения клиент видит стоимость блюд и доставки раздельно. При бесплатной доставке Партнёра стоимость доставки указывается как 0 рублей.</w:t>
+        <w:t>6.1. Все заявки на доставку оформляются через WayYaam. До подтверждения клиент видит стоимость товаров, работ или услуг и доставки раздельно. При бесплатной доставке Партнёра стоимость доставки указывается как 0 рублей.</w:t>
       </w:r>
     </w:p>
     <w:p>
@@ -253,7 +268,7 @@
     </w:p>
     <w:p>
       <w:r>
-        <w:t>6.4. При модели самостоятельного водителя и наличной оплате водитель перед получением заказа оплачивает Партнёру стоимость блюд, затем получает от клиента стоимость блюд и доставки. Расчёт фиксируется в системе или иным доказуемым способом.</w:t>
+        <w:t>6.4. При модели самостоятельного водителя и наличной оплате порядок передачи стоимости заказа Партнёру и получения денег от клиента заранее отображается участникам и фиксируется в системе или иным доказуемым способом. Водитель не принимает на себя обязанность финансировать заказ, если это прямо не показано до принятия доставки.</w:t>
       </w:r>
     </w:p>
     <w:p>
@@ -261,27 +276,27 @@
         <w:pStyle w:val="Heading1"/>
       </w:pPr>
       <w:r>
-        <w:t>7. Вознаграждение WayYaam</w:t>
+        <w:t>7. Вознаграждение WayYaam и расчёты</w:t>
       </w:r>
     </w:p>
     <w:p>
       <w:r>
-        <w:t>7.1. За каждый принятый заказ Партнёр уплачивает фиксированную комиссию 30 рублей независимо от суммы заказа.</w:t>
+        <w:t>7.1. Партнёр уплачивает вознаграждение Оператору только в размере и по формуле, указанным в подтверждённых Индивидуальных условиях. Цена может различаться по Партнёрам, торговым точкам, категориям, модулям и периодам.</w:t>
       </w:r>
     </w:p>
     <w:p>
       <w:r>
-        <w:t>7.2. За каждую завершённую доставку штатным/оплачиваемым Партнёром курьером Партнёр дополнительно уплачивает 30 рублей. За доставку самостоятельного водителя комиссия начисляется водителю.</w:t>
+        <w:t>7.2. Плата за доставку и сторона, обязанная её уплатить, указываются до подключения соответствующей модели. Если доставку выполняет самостоятельный водитель, его комиссия регулируется отдельной офертой; если курьер относится к Партнёру, плата Партнёра определяется Индивидуальными условиями.</w:t>
       </w:r>
     </w:p>
     <w:p>
       <w:r>
-        <w:t>7.3. Начисления формируются еженедельно. Оплата производится наличными каждый понедельник за предыдущий период либо ранее при достижении лимита задолженности. Оператор формирует и передаёт чек НПД.</w:t>
+        <w:t>7.3. Начисления, отчётный период, срок и способ оплаты определяются Индивидуальными условиями. Оператор предоставляет расчёт начислений и формирует документ, обязательный для применяемого им налогового режима.</w:t>
       </w:r>
     </w:p>
     <w:p>
       <w:r>
-        <w:t>7.4. При задолженности 4 000 рублей в кабинете показывается предупреждение. При достижении 5 000 рублей запускается срок 24 часа для погашения. По истечении срока без оплаты доступ к новым заказам блокируется до погашения. Проценты и пени не начисляются.</w:t>
+        <w:t>7.4. Лимит задолженности, срок погашения и последствия его превышения указываются в Индивидуальных условиях. Если лимит не установлен, Оператор направляет требование об оплате с разумным сроком не менее 5 рабочих дней до ограничения новых платных операций, кроме случаев мошенничества или угрозы безопасности.</w:t>
       </w:r>
     </w:p>
     <w:p>
@@ -291,7 +306,7 @@
     </w:p>
     <w:p>
       <w:r>
-        <w:t>7.6. Тарифы могут быть изменены с уведомлением не менее чем за 7 календарных дней и применяются только к новым операциям после вступления изменений в силу. Если требуется новый акцепт, новые заказы блокируются до подтверждения.</w:t>
+        <w:t>7.6. Индивидуальная цена не меняется односторонним сообщением, если такое право и формула изменения прямо не предусмотрены подтверждёнными Индивидуальными условиями. В остальных случаях новая цена требует отдельного подтверждения Партнёра и применяется только к операциям после даты её вступления в силу.</w:t>
       </w:r>
     </w:p>
     <w:p>
@@ -309,7 +324,7 @@
     </w:p>
     <w:p>
       <w:r>
-        <w:t>8.2. Клиент платит наличными при получении, прямым переводом Партнёру либо через водителя по отображённой модели. Партнёр выдаёт обязательный кассовый чек за блюда.</w:t>
+        <w:t>8.2. Клиент платит способом, отображённым при заказе и законно доступным для соответствующей категории. Партнёр выдаёт обязательный кассовый чек или иной расчётный документ за свои товары, работы или услуги.</w:t>
       </w:r>
     </w:p>
     <w:p>
@@ -327,12 +342,12 @@
     </w:p>
     <w:p>
       <w:r>
-        <w:t>9.1. Партнёр подтверждает права на название, логотип, меню, тексты и фотографии и необходимые согласия изображённых лиц.</w:t>
+        <w:t>9.1. Партнёр подтверждает права на название, логотип, каталог или меню, тексты и фотографии и необходимые согласия изображённых лиц.</w:t>
       </w:r>
     </w:p>
     <w:p>
       <w:r>
-        <w:t>9.2. На срок договора Партнёр предоставляет Оператору простое безвозмездное право хранить, технически преобразовывать, размещать и использовать контент для работы и рекламы WayYaam и соответствующего заведения.</w:t>
+        <w:t>9.2. На срок договора Партнёр предоставляет Оператору простое безвозмездное право хранить, технически преобразовывать, размещать и использовать контент для работы и рекламы WayYaam и соответствующего бизнеса Партнёра.</w:t>
       </w:r>
     </w:p>
     <w:p>
@@ -350,7 +365,7 @@
     </w:p>
     <w:p>
       <w:r>
-        <w:t>10.1. Для заказа Партнёр получает имя, телефон, адрес, координаты, комментарий и состав заказа в необходимом объёме. Данные используются для принятия, приготовления, выдачи, доставки, поддержки и претензий.</w:t>
+        <w:t>10.1. Для заказа Партнёр получает имя, телефон, адрес, координаты, комментарий и состав заказа в необходимом объёме. Данные используются для принятия, сборки, приготовления или исполнения, выдачи, доставки, поддержки и претензий.</w:t>
       </w:r>
     </w:p>
     <w:p>
@@ -421,12 +436,12 @@
     </w:p>
     <w:p>
       <w:r>
-        <w:t>12.2. До прекращения выполняются принятые заказы и погашается задолженность. Остаток оплачивается в течение 14 календарных дней, если более короткий 24-часовой срок уже не возник по пункту 7.4.</w:t>
+        <w:t>12.2. До прекращения выполняются принятые заказы и погашается задолженность. Остаток оплачивается в срок, установленный Индивидуальными условиями, а при его отсутствии - в течение 14 календарных дней после итогового расчёта.</w:t>
       </w:r>
     </w:p>
     <w:p>
       <w:r>
-        <w:t>12.3. После прекращения удаляются кабинет, меню, фотографии и рабочая статистика, кроме минимальных сведений для налогового учёта, претензий, согласий и исполнения закона. Доступ к сохранённым сведениям ограничивается.</w:t>
+        <w:t>12.3. После прекращения удаляются кабинет, каталог или меню, фотографии и рабочая статистика, кроме минимальных сведений для налогового учёта, претензий, согласий и исполнения закона. Доступ к сохранённым сведениям ограничивается.</w:t>
       </w:r>
     </w:p>
     <w:p>
@@ -472,6 +487,678 @@
         <w:t>.</w:t>
       </w:r>
     </w:p>
+    <w:p>
+      <w:r>
+        <w:br w:type="page"/>
+      </w:r>
+    </w:p>
+    <w:p>
+      <w:pPr>
+        <w:pStyle w:val="Heading1"/>
+      </w:pPr>
+      <w:r>
+        <w:t>Приложение 1. Форма Индивидуальных условий</w:t>
+      </w:r>
+    </w:p>
+    <w:p>
+      <w:r>
+        <w:t>Эта форма заполняется для каждого Партнёра. Незачёркнутые пустые строки и устные обещания не образуют согласованного условия.</w:t>
+      </w:r>
+    </w:p>
+    <w:tbl>
+      <w:tblPr>
+        <w:tblStyle w:val="TableGrid"/>
+        <w:tblW w:type="auto" w:w="0"/>
+        <w:jc w:val="center"/>
+        <w:tblLook w:firstColumn="1" w:firstRow="1" w:lastColumn="0" w:lastRow="0" w:noHBand="0" w:noVBand="1" w:val="04A0"/>
+      </w:tblPr>
+      <w:tblGrid>
+        <w:gridCol w:w="4873"/>
+        <w:gridCol w:w="4873"/>
+      </w:tblGrid>
+      <w:tr>
+        <w:trPr>
+          <w:cantSplit/>
+        </w:trPr>
+        <w:tc>
+          <w:tcPr>
+            <w:tcW w:type="dxa" w:w="4873"/>
+            <w:vAlign w:val="center"/>
+            <w:tcMar>
+              <w:top w:w="90" w:type="dxa"/>
+              <w:start w:w="90" w:type="dxa"/>
+              <w:bottom w:w="90" w:type="dxa"/>
+              <w:end w:w="90" w:type="dxa"/>
+            </w:tcMar>
+          </w:tcPr>
+          <w:p>
+            <w:r>
+              <w:rPr>
+                <w:b/>
+              </w:rPr>
+              <w:t>Поле</w:t>
+            </w:r>
+          </w:p>
+        </w:tc>
+        <w:tc>
+          <w:tcPr>
+            <w:tcW w:type="dxa" w:w="4873"/>
+            <w:vAlign w:val="center"/>
+            <w:tcMar>
+              <w:top w:w="90" w:type="dxa"/>
+              <w:start w:w="90" w:type="dxa"/>
+              <w:bottom w:w="90" w:type="dxa"/>
+              <w:end w:w="90" w:type="dxa"/>
+            </w:tcMar>
+          </w:tcPr>
+          <w:p>
+            <w:r>
+              <w:rPr>
+                <w:b/>
+              </w:rPr>
+              <w:t>Согласованное значение</w:t>
+            </w:r>
+          </w:p>
+        </w:tc>
+      </w:tr>
+      <w:tr>
+        <w:trPr>
+          <w:cantSplit/>
+        </w:trPr>
+        <w:tc>
+          <w:tcPr>
+            <w:tcW w:type="dxa" w:w="4873"/>
+            <w:tcMar>
+              <w:top w:w="90" w:type="dxa"/>
+              <w:start w:w="90" w:type="dxa"/>
+              <w:bottom w:w="90" w:type="dxa"/>
+              <w:end w:w="90" w:type="dxa"/>
+            </w:tcMar>
+          </w:tcPr>
+          <w:p>
+            <w:r>
+              <w:t>Партнёр, статус, ИНН, ОГРН/ОГРНИП</w:t>
+            </w:r>
+          </w:p>
+        </w:tc>
+        <w:tc>
+          <w:tcPr>
+            <w:tcW w:type="dxa" w:w="4873"/>
+            <w:tcMar>
+              <w:top w:w="90" w:type="dxa"/>
+              <w:start w:w="90" w:type="dxa"/>
+              <w:bottom w:w="90" w:type="dxa"/>
+              <w:end w:w="90" w:type="dxa"/>
+            </w:tcMar>
+          </w:tcPr>
+          <w:p>
+            <w:r>
+              <w:t>________________________________________</w:t>
+            </w:r>
+          </w:p>
+        </w:tc>
+      </w:tr>
+      <w:tr>
+        <w:trPr>
+          <w:cantSplit/>
+        </w:trPr>
+        <w:tc>
+          <w:tcPr>
+            <w:tcW w:type="dxa" w:w="4873"/>
+            <w:tcMar>
+              <w:top w:w="90" w:type="dxa"/>
+              <w:start w:w="90" w:type="dxa"/>
+              <w:bottom w:w="90" w:type="dxa"/>
+              <w:end w:w="90" w:type="dxa"/>
+            </w:tcMar>
+          </w:tcPr>
+          <w:p>
+            <w:r>
+              <w:t>Уполномоченный представитель</w:t>
+            </w:r>
+          </w:p>
+        </w:tc>
+        <w:tc>
+          <w:tcPr>
+            <w:tcW w:type="dxa" w:w="4873"/>
+            <w:tcMar>
+              <w:top w:w="90" w:type="dxa"/>
+              <w:start w:w="90" w:type="dxa"/>
+              <w:bottom w:w="90" w:type="dxa"/>
+              <w:end w:w="90" w:type="dxa"/>
+            </w:tcMar>
+          </w:tcPr>
+          <w:p>
+            <w:r>
+              <w:t>________________________________________</w:t>
+            </w:r>
+          </w:p>
+        </w:tc>
+      </w:tr>
+      <w:tr>
+        <w:trPr>
+          <w:cantSplit/>
+        </w:trPr>
+        <w:tc>
+          <w:tcPr>
+            <w:tcW w:type="dxa" w:w="4873"/>
+            <w:tcMar>
+              <w:top w:w="90" w:type="dxa"/>
+              <w:start w:w="90" w:type="dxa"/>
+              <w:bottom w:w="90" w:type="dxa"/>
+              <w:end w:w="90" w:type="dxa"/>
+            </w:tcMar>
+          </w:tcPr>
+          <w:p>
+            <w:r>
+              <w:t>Категория бизнеса и торговые точки</w:t>
+            </w:r>
+          </w:p>
+        </w:tc>
+        <w:tc>
+          <w:tcPr>
+            <w:tcW w:type="dxa" w:w="4873"/>
+            <w:tcMar>
+              <w:top w:w="90" w:type="dxa"/>
+              <w:start w:w="90" w:type="dxa"/>
+              <w:bottom w:w="90" w:type="dxa"/>
+              <w:end w:w="90" w:type="dxa"/>
+            </w:tcMar>
+          </w:tcPr>
+          <w:p>
+            <w:r>
+              <w:t>________________________________________</w:t>
+            </w:r>
+          </w:p>
+        </w:tc>
+      </w:tr>
+      <w:tr>
+        <w:trPr>
+          <w:cantSplit/>
+        </w:trPr>
+        <w:tc>
+          <w:tcPr>
+            <w:tcW w:type="dxa" w:w="4873"/>
+            <w:tcMar>
+              <w:top w:w="90" w:type="dxa"/>
+              <w:start w:w="90" w:type="dxa"/>
+              <w:bottom w:w="90" w:type="dxa"/>
+              <w:end w:w="90" w:type="dxa"/>
+            </w:tcMar>
+          </w:tcPr>
+          <w:p>
+            <w:r>
+              <w:t>Подключённые услуги и модули</w:t>
+            </w:r>
+          </w:p>
+        </w:tc>
+        <w:tc>
+          <w:tcPr>
+            <w:tcW w:type="dxa" w:w="4873"/>
+            <w:tcMar>
+              <w:top w:w="90" w:type="dxa"/>
+              <w:start w:w="90" w:type="dxa"/>
+              <w:bottom w:w="90" w:type="dxa"/>
+              <w:end w:w="90" w:type="dxa"/>
+            </w:tcMar>
+          </w:tcPr>
+          <w:p>
+            <w:r>
+              <w:t>________________________________________</w:t>
+            </w:r>
+          </w:p>
+        </w:tc>
+      </w:tr>
+      <w:tr>
+        <w:trPr>
+          <w:cantSplit/>
+        </w:trPr>
+        <w:tc>
+          <w:tcPr>
+            <w:tcW w:type="dxa" w:w="4873"/>
+            <w:tcMar>
+              <w:top w:w="90" w:type="dxa"/>
+              <w:start w:w="90" w:type="dxa"/>
+              <w:bottom w:w="90" w:type="dxa"/>
+              <w:end w:w="90" w:type="dxa"/>
+            </w:tcMar>
+          </w:tcPr>
+          <w:p>
+            <w:r>
+              <w:t>Комиссия за заказ</w:t>
+            </w:r>
+          </w:p>
+        </w:tc>
+        <w:tc>
+          <w:tcPr>
+            <w:tcW w:type="dxa" w:w="4873"/>
+            <w:tcMar>
+              <w:top w:w="90" w:type="dxa"/>
+              <w:start w:w="90" w:type="dxa"/>
+              <w:bottom w:w="90" w:type="dxa"/>
+              <w:end w:w="90" w:type="dxa"/>
+            </w:tcMar>
+          </w:tcPr>
+          <w:p>
+            <w:r>
+              <w:t>______ рублей или ______ %; либо «не применяется»</w:t>
+            </w:r>
+          </w:p>
+        </w:tc>
+      </w:tr>
+      <w:tr>
+        <w:trPr>
+          <w:cantSplit/>
+        </w:trPr>
+        <w:tc>
+          <w:tcPr>
+            <w:tcW w:type="dxa" w:w="4873"/>
+            <w:tcMar>
+              <w:top w:w="90" w:type="dxa"/>
+              <w:start w:w="90" w:type="dxa"/>
+              <w:bottom w:w="90" w:type="dxa"/>
+              <w:end w:w="90" w:type="dxa"/>
+            </w:tcMar>
+          </w:tcPr>
+          <w:p>
+            <w:r>
+              <w:t>Абонентская плата</w:t>
+            </w:r>
+          </w:p>
+        </w:tc>
+        <w:tc>
+          <w:tcPr>
+            <w:tcW w:type="dxa" w:w="4873"/>
+            <w:tcMar>
+              <w:top w:w="90" w:type="dxa"/>
+              <w:start w:w="90" w:type="dxa"/>
+              <w:bottom w:w="90" w:type="dxa"/>
+              <w:end w:w="90" w:type="dxa"/>
+            </w:tcMar>
+          </w:tcPr>
+          <w:p>
+            <w:r>
+              <w:t>______ рублей за ______; либо «не применяется»</w:t>
+            </w:r>
+          </w:p>
+        </w:tc>
+      </w:tr>
+      <w:tr>
+        <w:trPr>
+          <w:cantSplit/>
+        </w:trPr>
+        <w:tc>
+          <w:tcPr>
+            <w:tcW w:type="dxa" w:w="4873"/>
+            <w:tcMar>
+              <w:top w:w="90" w:type="dxa"/>
+              <w:start w:w="90" w:type="dxa"/>
+              <w:bottom w:w="90" w:type="dxa"/>
+              <w:end w:w="90" w:type="dxa"/>
+            </w:tcMar>
+          </w:tcPr>
+          <w:p>
+            <w:r>
+              <w:t>Доставка: модель и плательщик комиссии</w:t>
+            </w:r>
+          </w:p>
+        </w:tc>
+        <w:tc>
+          <w:tcPr>
+            <w:tcW w:type="dxa" w:w="4873"/>
+            <w:tcMar>
+              <w:top w:w="90" w:type="dxa"/>
+              <w:start w:w="90" w:type="dxa"/>
+              <w:bottom w:w="90" w:type="dxa"/>
+              <w:end w:w="90" w:type="dxa"/>
+            </w:tcMar>
+          </w:tcPr>
+          <w:p>
+            <w:r>
+              <w:t>________________________________________</w:t>
+            </w:r>
+          </w:p>
+        </w:tc>
+      </w:tr>
+      <w:tr>
+        <w:trPr>
+          <w:cantSplit/>
+        </w:trPr>
+        <w:tc>
+          <w:tcPr>
+            <w:tcW w:type="dxa" w:w="4873"/>
+            <w:tcMar>
+              <w:top w:w="90" w:type="dxa"/>
+              <w:start w:w="90" w:type="dxa"/>
+              <w:bottom w:w="90" w:type="dxa"/>
+              <w:end w:w="90" w:type="dxa"/>
+            </w:tcMar>
+          </w:tcPr>
+          <w:p>
+            <w:r>
+              <w:t>Бесплатный/тестовый период</w:t>
+            </w:r>
+          </w:p>
+        </w:tc>
+        <w:tc>
+          <w:tcPr>
+            <w:tcW w:type="dxa" w:w="4873"/>
+            <w:tcMar>
+              <w:top w:w="90" w:type="dxa"/>
+              <w:start w:w="90" w:type="dxa"/>
+              <w:bottom w:w="90" w:type="dxa"/>
+              <w:end w:w="90" w:type="dxa"/>
+            </w:tcMar>
+          </w:tcPr>
+          <w:p>
+            <w:r>
+              <w:t>________________________________________</w:t>
+            </w:r>
+          </w:p>
+        </w:tc>
+      </w:tr>
+      <w:tr>
+        <w:trPr>
+          <w:cantSplit/>
+        </w:trPr>
+        <w:tc>
+          <w:tcPr>
+            <w:tcW w:type="dxa" w:w="4873"/>
+            <w:tcMar>
+              <w:top w:w="90" w:type="dxa"/>
+              <w:start w:w="90" w:type="dxa"/>
+              <w:bottom w:w="90" w:type="dxa"/>
+              <w:end w:w="90" w:type="dxa"/>
+            </w:tcMar>
+          </w:tcPr>
+          <w:p>
+            <w:r>
+              <w:t>Расчётный период, срок и способ оплаты</w:t>
+            </w:r>
+          </w:p>
+        </w:tc>
+        <w:tc>
+          <w:tcPr>
+            <w:tcW w:type="dxa" w:w="4873"/>
+            <w:tcMar>
+              <w:top w:w="90" w:type="dxa"/>
+              <w:start w:w="90" w:type="dxa"/>
+              <w:bottom w:w="90" w:type="dxa"/>
+              <w:end w:w="90" w:type="dxa"/>
+            </w:tcMar>
+          </w:tcPr>
+          <w:p>
+            <w:r>
+              <w:t>________________________________________</w:t>
+            </w:r>
+          </w:p>
+        </w:tc>
+      </w:tr>
+      <w:tr>
+        <w:trPr>
+          <w:cantSplit/>
+        </w:trPr>
+        <w:tc>
+          <w:tcPr>
+            <w:tcW w:type="dxa" w:w="4873"/>
+            <w:tcMar>
+              <w:top w:w="90" w:type="dxa"/>
+              <w:start w:w="90" w:type="dxa"/>
+              <w:bottom w:w="90" w:type="dxa"/>
+              <w:end w:w="90" w:type="dxa"/>
+            </w:tcMar>
+          </w:tcPr>
+          <w:p>
+            <w:r>
+              <w:t>Лимит задолженности и срок погашения</w:t>
+            </w:r>
+          </w:p>
+        </w:tc>
+        <w:tc>
+          <w:tcPr>
+            <w:tcW w:type="dxa" w:w="4873"/>
+            <w:tcMar>
+              <w:top w:w="90" w:type="dxa"/>
+              <w:start w:w="90" w:type="dxa"/>
+              <w:bottom w:w="90" w:type="dxa"/>
+              <w:end w:w="90" w:type="dxa"/>
+            </w:tcMar>
+          </w:tcPr>
+          <w:p>
+            <w:r>
+              <w:t>________________________________________</w:t>
+            </w:r>
+          </w:p>
+        </w:tc>
+      </w:tr>
+      <w:tr>
+        <w:trPr>
+          <w:cantSplit/>
+        </w:trPr>
+        <w:tc>
+          <w:tcPr>
+            <w:tcW w:type="dxa" w:w="4873"/>
+            <w:tcMar>
+              <w:top w:w="90" w:type="dxa"/>
+              <w:start w:w="90" w:type="dxa"/>
+              <w:bottom w:w="90" w:type="dxa"/>
+              <w:end w:w="90" w:type="dxa"/>
+            </w:tcMar>
+          </w:tcPr>
+          <w:p>
+            <w:r>
+              <w:t>Дата начала и срок действия</w:t>
+            </w:r>
+          </w:p>
+        </w:tc>
+        <w:tc>
+          <w:tcPr>
+            <w:tcW w:type="dxa" w:w="4873"/>
+            <w:tcMar>
+              <w:top w:w="90" w:type="dxa"/>
+              <w:start w:w="90" w:type="dxa"/>
+              <w:bottom w:w="90" w:type="dxa"/>
+              <w:end w:w="90" w:type="dxa"/>
+            </w:tcMar>
+          </w:tcPr>
+          <w:p>
+            <w:r>
+              <w:t>________________________________________</w:t>
+            </w:r>
+          </w:p>
+        </w:tc>
+      </w:tr>
+      <w:tr>
+        <w:trPr>
+          <w:cantSplit/>
+        </w:trPr>
+        <w:tc>
+          <w:tcPr>
+            <w:tcW w:type="dxa" w:w="4873"/>
+            <w:tcMar>
+              <w:top w:w="90" w:type="dxa"/>
+              <w:start w:w="90" w:type="dxa"/>
+              <w:bottom w:w="90" w:type="dxa"/>
+              <w:end w:w="90" w:type="dxa"/>
+            </w:tcMar>
+          </w:tcPr>
+          <w:p>
+            <w:r>
+              <w:t>Автопродление и порядок отказа</w:t>
+            </w:r>
+          </w:p>
+        </w:tc>
+        <w:tc>
+          <w:tcPr>
+            <w:tcW w:type="dxa" w:w="4873"/>
+            <w:tcMar>
+              <w:top w:w="90" w:type="dxa"/>
+              <w:start w:w="90" w:type="dxa"/>
+              <w:bottom w:w="90" w:type="dxa"/>
+              <w:end w:w="90" w:type="dxa"/>
+            </w:tcMar>
+          </w:tcPr>
+          <w:p>
+            <w:r>
+              <w:t>________________________________________</w:t>
+            </w:r>
+          </w:p>
+        </w:tc>
+      </w:tr>
+      <w:tr>
+        <w:trPr>
+          <w:cantSplit/>
+        </w:trPr>
+        <w:tc>
+          <w:tcPr>
+            <w:tcW w:type="dxa" w:w="4873"/>
+            <w:tcMar>
+              <w:top w:w="90" w:type="dxa"/>
+              <w:start w:w="90" w:type="dxa"/>
+              <w:bottom w:w="90" w:type="dxa"/>
+              <w:end w:w="90" w:type="dxa"/>
+            </w:tcMar>
+          </w:tcPr>
+          <w:p>
+            <w:r>
+              <w:t>Особые условия</w:t>
+            </w:r>
+          </w:p>
+        </w:tc>
+        <w:tc>
+          <w:tcPr>
+            <w:tcW w:type="dxa" w:w="4873"/>
+            <w:tcMar>
+              <w:top w:w="90" w:type="dxa"/>
+              <w:start w:w="90" w:type="dxa"/>
+              <w:bottom w:w="90" w:type="dxa"/>
+              <w:end w:w="90" w:type="dxa"/>
+            </w:tcMar>
+          </w:tcPr>
+          <w:p>
+            <w:r>
+              <w:t>________________________________________</w:t>
+            </w:r>
+          </w:p>
+        </w:tc>
+      </w:tr>
+      <w:tr>
+        <w:trPr>
+          <w:cantSplit/>
+        </w:trPr>
+        <w:tc>
+          <w:tcPr>
+            <w:tcW w:type="dxa" w:w="4873"/>
+            <w:tcMar>
+              <w:top w:w="90" w:type="dxa"/>
+              <w:start w:w="90" w:type="dxa"/>
+              <w:bottom w:w="90" w:type="dxa"/>
+              <w:end w:w="90" w:type="dxa"/>
+            </w:tcMar>
+          </w:tcPr>
+          <w:p>
+            <w:r>
+              <w:t>Email Партнёра для юридически значимых сообщений</w:t>
+            </w:r>
+          </w:p>
+        </w:tc>
+        <w:tc>
+          <w:tcPr>
+            <w:tcW w:type="dxa" w:w="4873"/>
+            <w:tcMar>
+              <w:top w:w="90" w:type="dxa"/>
+              <w:start w:w="90" w:type="dxa"/>
+              <w:bottom w:w="90" w:type="dxa"/>
+              <w:end w:w="90" w:type="dxa"/>
+            </w:tcMar>
+          </w:tcPr>
+          <w:p>
+            <w:r>
+              <w:t>________________________________________</w:t>
+            </w:r>
+          </w:p>
+        </w:tc>
+      </w:tr>
+      <w:tr>
+        <w:trPr>
+          <w:cantSplit/>
+        </w:trPr>
+        <w:tc>
+          <w:tcPr>
+            <w:tcW w:type="dxa" w:w="4873"/>
+            <w:tcMar>
+              <w:top w:w="90" w:type="dxa"/>
+              <w:start w:w="90" w:type="dxa"/>
+              <w:bottom w:w="90" w:type="dxa"/>
+              <w:end w:w="90" w:type="dxa"/>
+            </w:tcMar>
+          </w:tcPr>
+          <w:p>
+            <w:r>
+              <w:t>Подтверждение Партнёра: ФИО, способ, дата и время</w:t>
+            </w:r>
+          </w:p>
+        </w:tc>
+        <w:tc>
+          <w:tcPr>
+            <w:tcW w:type="dxa" w:w="4873"/>
+            <w:tcMar>
+              <w:top w:w="90" w:type="dxa"/>
+              <w:start w:w="90" w:type="dxa"/>
+              <w:bottom w:w="90" w:type="dxa"/>
+              <w:end w:w="90" w:type="dxa"/>
+            </w:tcMar>
+          </w:tcPr>
+          <w:p>
+            <w:r>
+              <w:t>________________________________________</w:t>
+            </w:r>
+          </w:p>
+        </w:tc>
+      </w:tr>
+      <w:tr>
+        <w:trPr>
+          <w:cantSplit/>
+        </w:trPr>
+        <w:tc>
+          <w:tcPr>
+            <w:tcW w:type="dxa" w:w="4873"/>
+            <w:tcMar>
+              <w:top w:w="90" w:type="dxa"/>
+              <w:start w:w="90" w:type="dxa"/>
+              <w:bottom w:w="90" w:type="dxa"/>
+              <w:end w:w="90" w:type="dxa"/>
+            </w:tcMar>
+          </w:tcPr>
+          <w:p>
+            <w:r>
+              <w:t>Подтверждение Оператора: способ, дата и время</w:t>
+            </w:r>
+          </w:p>
+        </w:tc>
+        <w:tc>
+          <w:tcPr>
+            <w:tcW w:type="dxa" w:w="4873"/>
+            <w:tcMar>
+              <w:top w:w="90" w:type="dxa"/>
+              <w:start w:w="90" w:type="dxa"/>
+              <w:bottom w:w="90" w:type="dxa"/>
+              <w:end w:w="90" w:type="dxa"/>
+            </w:tcMar>
+          </w:tcPr>
+          <w:p>
+            <w:r>
+              <w:t>________________________________________</w:t>
+            </w:r>
+          </w:p>
+        </w:tc>
+      </w:tr>
+    </w:tbl>
+    <w:p>
+      <w:r>
+        <w:t>При электронном подтверждении вместо рукописной подписи сохраняются идентификаторы аккаунта, версия и хеш условий, дата и время, согласованные адреса связи и технические доказательства отправителя.</w:t>
+      </w:r>
+    </w:p>
     <w:sectPr>
       <w:footerReference w:type="default" r:id="rId9"/>
       <w:pgSz w:w="12240" w:h="15840"/>
@@ -494,7 +1181,7 @@
       <w:rPr>
         <w:sz w:val="16"/>
       </w:rPr>
-      <w:t>WayYaam · 2.0 · privacy@wayyaam.ru</w:t>
+      <w:t>WayYaam · 3.0 · privacy@wayyaam.ru</w:t>
     </w:r>
   </w:p>
 </w:ftr>
@@ -864,11 +1551,11 @@
     <w:qFormat/>
     <w:rsid w:val="00FC693F"/>
     <w:pPr>
-      <w:spacing w:after="120" w:line="264" w:lineRule="auto"/>
+      <w:spacing w:after="100" w:line="252" w:lineRule="auto"/>
     </w:pPr>
     <w:rPr>
       <w:rFonts w:ascii="Arial" w:hAnsi="Arial"/>
-      <w:sz w:val="21"/>
+      <w:sz w:val="20"/>
     </w:rPr>
   </w:style>
   <w:style w:type="paragraph" w:styleId="Header">
